--- a/readme_baca sebelummemakaisistem.docx
+++ b/readme_baca sebelummemakaisistem.docx
@@ -1039,174 +1039,382 @@
           <w:color w:val="000000" w:themeColor="text1"/>
         </w:rPr>
       </w:pPr>
+      <w:r>
+        <w:rPr>
+          <w:rFonts w:ascii="Times New Roman" w:hAnsi="Times New Roman" w:cs="Times New Roman"/>
+          <w:color w:val="000000" w:themeColor="text1"/>
+        </w:rPr>
+        <w:t xml:space="preserve">Tim yang </w:t>
+      </w:r>
+      <w:proofErr w:type="spellStart"/>
+      <w:r>
+        <w:rPr>
+          <w:rFonts w:ascii="Times New Roman" w:hAnsi="Times New Roman" w:cs="Times New Roman"/>
+          <w:color w:val="000000" w:themeColor="text1"/>
+        </w:rPr>
+        <w:t>terkait</w:t>
+      </w:r>
+      <w:proofErr w:type="spellEnd"/>
+      <w:r>
+        <w:rPr>
+          <w:rFonts w:ascii="Times New Roman" w:hAnsi="Times New Roman" w:cs="Times New Roman"/>
+          <w:color w:val="000000" w:themeColor="text1"/>
+        </w:rPr>
+        <w:t>:</w:t>
+      </w:r>
+    </w:p>
+    <w:p>
+      <w:pPr>
+        <w:rPr>
+          <w:rFonts w:ascii="Times New Roman" w:hAnsi="Times New Roman" w:cs="Times New Roman"/>
+          <w:color w:val="000000" w:themeColor="text1"/>
+        </w:rPr>
+      </w:pPr>
+      <w:proofErr w:type="spellStart"/>
+      <w:r>
+        <w:rPr>
+          <w:rFonts w:ascii="Times New Roman" w:hAnsi="Times New Roman" w:cs="Times New Roman"/>
+          <w:color w:val="000000" w:themeColor="text1"/>
+        </w:rPr>
+        <w:t>Raditya</w:t>
+      </w:r>
+      <w:proofErr w:type="spellEnd"/>
+      <w:r>
+        <w:rPr>
+          <w:rFonts w:ascii="Times New Roman" w:hAnsi="Times New Roman" w:cs="Times New Roman"/>
+          <w:color w:val="000000" w:themeColor="text1"/>
+        </w:rPr>
+        <w:t xml:space="preserve"> Sandy (24120060</w:t>
+      </w:r>
+      <w:proofErr w:type="gramStart"/>
+      <w:r>
+        <w:rPr>
+          <w:rFonts w:ascii="Times New Roman" w:hAnsi="Times New Roman" w:cs="Times New Roman"/>
+          <w:color w:val="000000" w:themeColor="text1"/>
+        </w:rPr>
+        <w:t>) :</w:t>
+      </w:r>
+      <w:proofErr w:type="gramEnd"/>
+      <w:r>
+        <w:rPr>
+          <w:rFonts w:ascii="Times New Roman" w:hAnsi="Times New Roman" w:cs="Times New Roman"/>
+          <w:color w:val="000000" w:themeColor="text1"/>
+        </w:rPr>
+        <w:t>Developer</w:t>
+      </w:r>
+    </w:p>
+    <w:p>
+      <w:pPr>
+        <w:rPr>
+          <w:rFonts w:ascii="Times New Roman" w:hAnsi="Times New Roman" w:cs="Times New Roman"/>
+          <w:color w:val="000000" w:themeColor="text1"/>
+        </w:rPr>
+      </w:pPr>
+      <w:proofErr w:type="spellStart"/>
+      <w:r>
+        <w:rPr>
+          <w:rFonts w:ascii="Times New Roman" w:hAnsi="Times New Roman" w:cs="Times New Roman"/>
+          <w:color w:val="000000" w:themeColor="text1"/>
+        </w:rPr>
+        <w:t>Egy</w:t>
+      </w:r>
+      <w:proofErr w:type="spellEnd"/>
+      <w:r>
+        <w:rPr>
+          <w:rFonts w:ascii="Times New Roman" w:hAnsi="Times New Roman" w:cs="Times New Roman"/>
+          <w:color w:val="000000" w:themeColor="text1"/>
+        </w:rPr>
+        <w:t xml:space="preserve"> </w:t>
+      </w:r>
+      <w:proofErr w:type="spellStart"/>
+      <w:r>
+        <w:rPr>
+          <w:rFonts w:ascii="Times New Roman" w:hAnsi="Times New Roman" w:cs="Times New Roman"/>
+          <w:color w:val="000000" w:themeColor="text1"/>
+        </w:rPr>
+        <w:t>Sunanda</w:t>
+      </w:r>
+      <w:proofErr w:type="spellEnd"/>
+      <w:r>
+        <w:rPr>
+          <w:rFonts w:ascii="Times New Roman" w:hAnsi="Times New Roman" w:cs="Times New Roman"/>
+          <w:color w:val="000000" w:themeColor="text1"/>
+        </w:rPr>
+        <w:t xml:space="preserve"> (24120061): Designer</w:t>
+      </w:r>
+    </w:p>
+    <w:p>
+      <w:pPr>
+        <w:rPr>
+          <w:rFonts w:ascii="Times New Roman" w:hAnsi="Times New Roman" w:cs="Times New Roman"/>
+          <w:color w:val="000000" w:themeColor="text1"/>
+        </w:rPr>
+      </w:pPr>
+      <w:proofErr w:type="spellStart"/>
+      <w:r>
+        <w:rPr>
+          <w:rFonts w:ascii="Times New Roman" w:hAnsi="Times New Roman" w:cs="Times New Roman"/>
+          <w:color w:val="000000" w:themeColor="text1"/>
+        </w:rPr>
+        <w:t>Suhenda</w:t>
+      </w:r>
+      <w:proofErr w:type="spellEnd"/>
+      <w:r>
+        <w:rPr>
+          <w:rFonts w:ascii="Times New Roman" w:hAnsi="Times New Roman" w:cs="Times New Roman"/>
+          <w:color w:val="000000" w:themeColor="text1"/>
+        </w:rPr>
+        <w:t xml:space="preserve"> </w:t>
+      </w:r>
+      <w:proofErr w:type="spellStart"/>
+      <w:proofErr w:type="gramStart"/>
+      <w:r>
+        <w:rPr>
+          <w:rFonts w:ascii="Times New Roman" w:hAnsi="Times New Roman" w:cs="Times New Roman"/>
+          <w:color w:val="000000" w:themeColor="text1"/>
+        </w:rPr>
+        <w:t>Guntara</w:t>
+      </w:r>
+      <w:proofErr w:type="spellEnd"/>
+      <w:r>
+        <w:rPr>
+          <w:rFonts w:ascii="Times New Roman" w:hAnsi="Times New Roman" w:cs="Times New Roman"/>
+          <w:color w:val="000000" w:themeColor="text1"/>
+        </w:rPr>
+        <w:t>(</w:t>
+      </w:r>
+      <w:proofErr w:type="gramEnd"/>
+      <w:r>
+        <w:rPr>
+          <w:rFonts w:ascii="Times New Roman" w:hAnsi="Times New Roman" w:cs="Times New Roman"/>
+          <w:color w:val="000000" w:themeColor="text1"/>
+        </w:rPr>
+        <w:t>24120038):Leader</w:t>
+      </w:r>
+    </w:p>
+    <w:p>
+      <w:pPr>
+        <w:rPr>
+          <w:rFonts w:ascii="Times New Roman" w:hAnsi="Times New Roman" w:cs="Times New Roman"/>
+          <w:color w:val="000000" w:themeColor="text1"/>
+        </w:rPr>
+      </w:pPr>
+      <w:proofErr w:type="spellStart"/>
+      <w:r>
+        <w:rPr>
+          <w:rFonts w:ascii="Times New Roman" w:hAnsi="Times New Roman" w:cs="Times New Roman"/>
+          <w:color w:val="000000" w:themeColor="text1"/>
+        </w:rPr>
+        <w:t>Mhd.Danu</w:t>
+      </w:r>
+      <w:proofErr w:type="spellEnd"/>
+      <w:r>
+        <w:rPr>
+          <w:rFonts w:ascii="Times New Roman" w:hAnsi="Times New Roman" w:cs="Times New Roman"/>
+          <w:color w:val="000000" w:themeColor="text1"/>
+        </w:rPr>
+        <w:t xml:space="preserve"> </w:t>
+      </w:r>
+      <w:proofErr w:type="spellStart"/>
+      <w:proofErr w:type="gramStart"/>
+      <w:r>
+        <w:rPr>
+          <w:rFonts w:ascii="Times New Roman" w:hAnsi="Times New Roman" w:cs="Times New Roman"/>
+          <w:color w:val="000000" w:themeColor="text1"/>
+        </w:rPr>
+        <w:t>Pratama</w:t>
+      </w:r>
+      <w:proofErr w:type="spellEnd"/>
+      <w:r>
+        <w:rPr>
+          <w:rFonts w:ascii="Times New Roman" w:hAnsi="Times New Roman" w:cs="Times New Roman"/>
+          <w:color w:val="000000" w:themeColor="text1"/>
+        </w:rPr>
+        <w:t>(</w:t>
+      </w:r>
+      <w:proofErr w:type="gramEnd"/>
+      <w:r>
+        <w:rPr>
+          <w:rFonts w:ascii="Times New Roman" w:hAnsi="Times New Roman" w:cs="Times New Roman"/>
+          <w:color w:val="000000" w:themeColor="text1"/>
+        </w:rPr>
+        <w:t>24120047):</w:t>
+      </w:r>
+      <w:proofErr w:type="spellStart"/>
+      <w:r>
+        <w:rPr>
+          <w:rFonts w:ascii="Times New Roman" w:hAnsi="Times New Roman" w:cs="Times New Roman"/>
+          <w:color w:val="000000" w:themeColor="text1"/>
+        </w:rPr>
+        <w:t>Arsitectur</w:t>
+      </w:r>
+      <w:proofErr w:type="spellEnd"/>
+    </w:p>
+    <w:p>
+      <w:pPr>
+        <w:jc w:val="center"/>
+        <w:rPr>
+          <w:rFonts w:ascii="Times New Roman" w:hAnsi="Times New Roman" w:cs="Times New Roman"/>
+          <w:i/>
+          <w:color w:val="000000" w:themeColor="text1"/>
+        </w:rPr>
+      </w:pPr>
+      <w:proofErr w:type="spellStart"/>
+      <w:r>
+        <w:rPr>
+          <w:rFonts w:ascii="Times New Roman" w:hAnsi="Times New Roman" w:cs="Times New Roman"/>
+          <w:i/>
+          <w:color w:val="000000" w:themeColor="text1"/>
+        </w:rPr>
+        <w:t>Selamat</w:t>
+      </w:r>
+      <w:proofErr w:type="spellEnd"/>
+      <w:r>
+        <w:rPr>
+          <w:rFonts w:ascii="Times New Roman" w:hAnsi="Times New Roman" w:cs="Times New Roman"/>
+          <w:i/>
+          <w:color w:val="000000" w:themeColor="text1"/>
+        </w:rPr>
+        <w:t xml:space="preserve"> </w:t>
+      </w:r>
+      <w:proofErr w:type="spellStart"/>
+      <w:r>
+        <w:rPr>
+          <w:rFonts w:ascii="Times New Roman" w:hAnsi="Times New Roman" w:cs="Times New Roman"/>
+          <w:i/>
+          <w:color w:val="000000" w:themeColor="text1"/>
+        </w:rPr>
+        <w:t>memakai</w:t>
+      </w:r>
+      <w:proofErr w:type="spellEnd"/>
+      <w:r>
+        <w:rPr>
+          <w:rFonts w:ascii="Times New Roman" w:hAnsi="Times New Roman" w:cs="Times New Roman"/>
+          <w:i/>
+          <w:color w:val="000000" w:themeColor="text1"/>
+        </w:rPr>
+        <w:t xml:space="preserve">, </w:t>
+      </w:r>
+      <w:proofErr w:type="spellStart"/>
+      <w:r>
+        <w:rPr>
+          <w:rFonts w:ascii="Times New Roman" w:hAnsi="Times New Roman" w:cs="Times New Roman"/>
+          <w:i/>
+          <w:color w:val="000000" w:themeColor="text1"/>
+        </w:rPr>
+        <w:t>jika</w:t>
+      </w:r>
+      <w:proofErr w:type="spellEnd"/>
+      <w:r>
+        <w:rPr>
+          <w:rFonts w:ascii="Times New Roman" w:hAnsi="Times New Roman" w:cs="Times New Roman"/>
+          <w:i/>
+          <w:color w:val="000000" w:themeColor="text1"/>
+        </w:rPr>
+        <w:t xml:space="preserve"> </w:t>
+      </w:r>
+      <w:proofErr w:type="spellStart"/>
+      <w:r>
+        <w:rPr>
+          <w:rFonts w:ascii="Times New Roman" w:hAnsi="Times New Roman" w:cs="Times New Roman"/>
+          <w:i/>
+          <w:color w:val="000000" w:themeColor="text1"/>
+        </w:rPr>
+        <w:t>ada</w:t>
+      </w:r>
+      <w:proofErr w:type="spellEnd"/>
+      <w:r>
+        <w:rPr>
+          <w:rFonts w:ascii="Times New Roman" w:hAnsi="Times New Roman" w:cs="Times New Roman"/>
+          <w:i/>
+          <w:color w:val="000000" w:themeColor="text1"/>
+        </w:rPr>
+        <w:t xml:space="preserve"> </w:t>
+      </w:r>
+      <w:proofErr w:type="spellStart"/>
+      <w:r>
+        <w:rPr>
+          <w:rFonts w:ascii="Times New Roman" w:hAnsi="Times New Roman" w:cs="Times New Roman"/>
+          <w:i/>
+          <w:color w:val="000000" w:themeColor="text1"/>
+        </w:rPr>
+        <w:t>kritik</w:t>
+      </w:r>
+      <w:proofErr w:type="spellEnd"/>
+      <w:r>
+        <w:rPr>
+          <w:rFonts w:ascii="Times New Roman" w:hAnsi="Times New Roman" w:cs="Times New Roman"/>
+          <w:i/>
+          <w:color w:val="000000" w:themeColor="text1"/>
+        </w:rPr>
+        <w:t xml:space="preserve"> </w:t>
+      </w:r>
+      <w:proofErr w:type="spellStart"/>
+      <w:r>
+        <w:rPr>
+          <w:rFonts w:ascii="Times New Roman" w:hAnsi="Times New Roman" w:cs="Times New Roman"/>
+          <w:i/>
+          <w:color w:val="000000" w:themeColor="text1"/>
+        </w:rPr>
+        <w:t>dan</w:t>
+      </w:r>
+      <w:proofErr w:type="spellEnd"/>
+      <w:r>
+        <w:rPr>
+          <w:rFonts w:ascii="Times New Roman" w:hAnsi="Times New Roman" w:cs="Times New Roman"/>
+          <w:i/>
+          <w:color w:val="000000" w:themeColor="text1"/>
+        </w:rPr>
+        <w:t xml:space="preserve"> saran </w:t>
+      </w:r>
+      <w:proofErr w:type="spellStart"/>
+      <w:r>
+        <w:rPr>
+          <w:rFonts w:ascii="Times New Roman" w:hAnsi="Times New Roman" w:cs="Times New Roman"/>
+          <w:i/>
+          <w:color w:val="000000" w:themeColor="text1"/>
+        </w:rPr>
+        <w:t>hubungi</w:t>
+      </w:r>
+      <w:proofErr w:type="spellEnd"/>
+      <w:r>
+        <w:rPr>
+          <w:rFonts w:ascii="Times New Roman" w:hAnsi="Times New Roman" w:cs="Times New Roman"/>
+          <w:i/>
+          <w:color w:val="000000" w:themeColor="text1"/>
+        </w:rPr>
+        <w:t xml:space="preserve"> developer</w:t>
+      </w:r>
+    </w:p>
+    <w:p>
+      <w:pPr>
+        <w:jc w:val="center"/>
+        <w:rPr>
+          <w:rFonts w:ascii="Times New Roman" w:hAnsi="Times New Roman" w:cs="Times New Roman"/>
+          <w:i/>
+          <w:color w:val="000000" w:themeColor="text1"/>
+        </w:rPr>
+      </w:pPr>
+      <w:proofErr w:type="spellStart"/>
+      <w:r>
+        <w:rPr>
+          <w:rFonts w:ascii="Times New Roman" w:hAnsi="Times New Roman" w:cs="Times New Roman"/>
+          <w:i/>
+          <w:color w:val="000000" w:themeColor="text1"/>
+        </w:rPr>
+        <w:t>Kontak</w:t>
+      </w:r>
+      <w:proofErr w:type="spellEnd"/>
+      <w:r>
+        <w:rPr>
+          <w:rFonts w:ascii="Times New Roman" w:hAnsi="Times New Roman" w:cs="Times New Roman"/>
+          <w:i/>
+          <w:color w:val="000000" w:themeColor="text1"/>
+        </w:rPr>
+        <w:t xml:space="preserve"> :</w:t>
+      </w:r>
       <w:bookmarkStart w:id="0" w:name="_GoBack"/>
       <w:bookmarkEnd w:id="0"/>
-    </w:p>
-    <w:p>
-      <w:pPr>
-        <w:jc w:val="center"/>
-        <w:rPr>
-          <w:rFonts w:ascii="Times New Roman" w:hAnsi="Times New Roman" w:cs="Times New Roman"/>
-          <w:i/>
-          <w:color w:val="000000" w:themeColor="text1"/>
-        </w:rPr>
-      </w:pPr>
-      <w:proofErr w:type="spellStart"/>
-      <w:r>
-        <w:rPr>
-          <w:rFonts w:ascii="Times New Roman" w:hAnsi="Times New Roman" w:cs="Times New Roman"/>
-          <w:i/>
-          <w:color w:val="000000" w:themeColor="text1"/>
-        </w:rPr>
-        <w:t>Selamat</w:t>
-      </w:r>
-      <w:proofErr w:type="spellEnd"/>
-      <w:r>
-        <w:rPr>
-          <w:rFonts w:ascii="Times New Roman" w:hAnsi="Times New Roman" w:cs="Times New Roman"/>
-          <w:i/>
-          <w:color w:val="000000" w:themeColor="text1"/>
-        </w:rPr>
-        <w:t xml:space="preserve"> </w:t>
-      </w:r>
-      <w:proofErr w:type="spellStart"/>
-      <w:r>
-        <w:rPr>
-          <w:rFonts w:ascii="Times New Roman" w:hAnsi="Times New Roman" w:cs="Times New Roman"/>
-          <w:i/>
-          <w:color w:val="000000" w:themeColor="text1"/>
-        </w:rPr>
-        <w:t>memakai</w:t>
-      </w:r>
-      <w:proofErr w:type="spellEnd"/>
-      <w:r>
-        <w:rPr>
-          <w:rFonts w:ascii="Times New Roman" w:hAnsi="Times New Roman" w:cs="Times New Roman"/>
-          <w:i/>
-          <w:color w:val="000000" w:themeColor="text1"/>
-        </w:rPr>
-        <w:t xml:space="preserve">, </w:t>
-      </w:r>
-      <w:proofErr w:type="spellStart"/>
-      <w:r>
-        <w:rPr>
-          <w:rFonts w:ascii="Times New Roman" w:hAnsi="Times New Roman" w:cs="Times New Roman"/>
-          <w:i/>
-          <w:color w:val="000000" w:themeColor="text1"/>
-        </w:rPr>
-        <w:t>jika</w:t>
-      </w:r>
-      <w:proofErr w:type="spellEnd"/>
-      <w:r>
-        <w:rPr>
-          <w:rFonts w:ascii="Times New Roman" w:hAnsi="Times New Roman" w:cs="Times New Roman"/>
-          <w:i/>
-          <w:color w:val="000000" w:themeColor="text1"/>
-        </w:rPr>
-        <w:t xml:space="preserve"> </w:t>
-      </w:r>
-      <w:proofErr w:type="spellStart"/>
-      <w:r>
-        <w:rPr>
-          <w:rFonts w:ascii="Times New Roman" w:hAnsi="Times New Roman" w:cs="Times New Roman"/>
-          <w:i/>
-          <w:color w:val="000000" w:themeColor="text1"/>
-        </w:rPr>
-        <w:t>ada</w:t>
-      </w:r>
-      <w:proofErr w:type="spellEnd"/>
-      <w:r>
-        <w:rPr>
-          <w:rFonts w:ascii="Times New Roman" w:hAnsi="Times New Roman" w:cs="Times New Roman"/>
-          <w:i/>
-          <w:color w:val="000000" w:themeColor="text1"/>
-        </w:rPr>
-        <w:t xml:space="preserve"> </w:t>
-      </w:r>
-      <w:proofErr w:type="spellStart"/>
-      <w:r>
-        <w:rPr>
-          <w:rFonts w:ascii="Times New Roman" w:hAnsi="Times New Roman" w:cs="Times New Roman"/>
-          <w:i/>
-          <w:color w:val="000000" w:themeColor="text1"/>
-        </w:rPr>
-        <w:t>kritik</w:t>
-      </w:r>
-      <w:proofErr w:type="spellEnd"/>
-      <w:r>
-        <w:rPr>
-          <w:rFonts w:ascii="Times New Roman" w:hAnsi="Times New Roman" w:cs="Times New Roman"/>
-          <w:i/>
-          <w:color w:val="000000" w:themeColor="text1"/>
-        </w:rPr>
-        <w:t xml:space="preserve"> </w:t>
-      </w:r>
-      <w:proofErr w:type="spellStart"/>
-      <w:r>
-        <w:rPr>
-          <w:rFonts w:ascii="Times New Roman" w:hAnsi="Times New Roman" w:cs="Times New Roman"/>
-          <w:i/>
-          <w:color w:val="000000" w:themeColor="text1"/>
-        </w:rPr>
-        <w:t>dan</w:t>
-      </w:r>
-      <w:proofErr w:type="spellEnd"/>
-      <w:r>
-        <w:rPr>
-          <w:rFonts w:ascii="Times New Roman" w:hAnsi="Times New Roman" w:cs="Times New Roman"/>
-          <w:i/>
-          <w:color w:val="000000" w:themeColor="text1"/>
-        </w:rPr>
-        <w:t xml:space="preserve"> saran </w:t>
-      </w:r>
-      <w:proofErr w:type="spellStart"/>
-      <w:r>
-        <w:rPr>
-          <w:rFonts w:ascii="Times New Roman" w:hAnsi="Times New Roman" w:cs="Times New Roman"/>
-          <w:i/>
-          <w:color w:val="000000" w:themeColor="text1"/>
-        </w:rPr>
-        <w:t>hubungi</w:t>
-      </w:r>
-      <w:proofErr w:type="spellEnd"/>
-      <w:r>
-        <w:rPr>
-          <w:rFonts w:ascii="Times New Roman" w:hAnsi="Times New Roman" w:cs="Times New Roman"/>
-          <w:i/>
-          <w:color w:val="000000" w:themeColor="text1"/>
-        </w:rPr>
-        <w:t xml:space="preserve"> developer</w:t>
-      </w:r>
-    </w:p>
-    <w:p>
-      <w:pPr>
-        <w:jc w:val="center"/>
-        <w:rPr>
-          <w:rFonts w:ascii="Times New Roman" w:hAnsi="Times New Roman" w:cs="Times New Roman"/>
-          <w:i/>
-          <w:color w:val="000000" w:themeColor="text1"/>
-        </w:rPr>
-      </w:pPr>
-      <w:proofErr w:type="spellStart"/>
-      <w:proofErr w:type="gramStart"/>
-      <w:r>
-        <w:rPr>
-          <w:rFonts w:ascii="Times New Roman" w:hAnsi="Times New Roman" w:cs="Times New Roman"/>
-          <w:i/>
-          <w:color w:val="000000" w:themeColor="text1"/>
-        </w:rPr>
-        <w:t>Kontak</w:t>
-      </w:r>
-      <w:proofErr w:type="spellEnd"/>
-      <w:r>
-        <w:rPr>
-          <w:rFonts w:ascii="Times New Roman" w:hAnsi="Times New Roman" w:cs="Times New Roman"/>
-          <w:i/>
-          <w:color w:val="000000" w:themeColor="text1"/>
-        </w:rPr>
-        <w:t xml:space="preserve"> :087846756279</w:t>
-      </w:r>
-      <w:proofErr w:type="gramEnd"/>
     </w:p>
     <w:p>
       <w:pPr>
